--- a/templates/04-chinh-sach-quy-trinh/qd-giao-don-vi-van-hanh.docx
+++ b/templates/04-chinh-sach-quy-trinh/qd-giao-don-vi-van-hanh.docx
@@ -180,7 +180,7 @@
                 <w:szCs w:val="26"/>
                 <w:highlight w:val="yellow"/>
               </w:rPr>
-              <w:t xml:space="preserve">18/2026</w:t>
+              <w:t xml:space="preserve">17/2026</w:t>
             </w:r>
             <w:r>
               <w:rPr>
@@ -1720,13 +1720,13 @@
       </w:tblPr>
       <w:tblGrid>
         <w:gridCol w:w="2576"/>
-        <w:gridCol w:w="715"/>
-        <w:gridCol w:w="998"/>
-        <w:gridCol w:w="998"/>
-        <w:gridCol w:w="998"/>
-        <w:gridCol w:w="870"/>
-        <w:gridCol w:w="998"/>
-        <w:gridCol w:w="872"/>
+        <w:gridCol w:w="728"/>
+        <w:gridCol w:w="979"/>
+        <w:gridCol w:w="1045"/>
+        <w:gridCol w:w="1012"/>
+        <w:gridCol w:w="838"/>
+        <w:gridCol w:w="966"/>
+        <w:gridCol w:w="881"/>
       </w:tblGrid>
       <w:tr>
         <w:trPr>
@@ -1753,6 +1753,7 @@
           </w:tcPr>
           <w:p>
             <w:pPr>
+              <w:keepNext/>
               <w:spacing w:after="0" w:before="0" w:line="240" w:lineRule="auto"/>
               <w:jc w:val="center"/>
             </w:pPr>
@@ -1772,7 +1773,7 @@
         </w:tc>
         <w:tc>
           <w:tcPr>
-            <w:tcW w:type="dxa" w:w="715"/>
+            <w:tcW w:type="dxa" w:w="728"/>
             <w:tcBorders>
               <w:top w:val="single" w:color="000000" w:sz="4"/>
               <w:left w:val="single" w:color="000000" w:sz="4"/>
@@ -1790,6 +1791,7 @@
           </w:tcPr>
           <w:p>
             <w:pPr>
+              <w:keepNext/>
               <w:spacing w:after="0" w:before="0" w:line="240" w:lineRule="auto"/>
               <w:jc w:val="center"/>
             </w:pPr>
@@ -1809,7 +1811,7 @@
         </w:tc>
         <w:tc>
           <w:tcPr>
-            <w:tcW w:type="dxa" w:w="998"/>
+            <w:tcW w:type="dxa" w:w="979"/>
             <w:tcBorders>
               <w:top w:val="single" w:color="000000" w:sz="4"/>
               <w:left w:val="single" w:color="000000" w:sz="4"/>
@@ -1827,6 +1829,7 @@
           </w:tcPr>
           <w:p>
             <w:pPr>
+              <w:keepNext/>
               <w:spacing w:after="0" w:before="0" w:line="240" w:lineRule="auto"/>
               <w:jc w:val="center"/>
             </w:pPr>
@@ -1846,7 +1849,7 @@
         </w:tc>
         <w:tc>
           <w:tcPr>
-            <w:tcW w:type="dxa" w:w="998"/>
+            <w:tcW w:type="dxa" w:w="1045"/>
             <w:tcBorders>
               <w:top w:val="single" w:color="000000" w:sz="4"/>
               <w:left w:val="single" w:color="000000" w:sz="4"/>
@@ -1864,6 +1867,7 @@
           </w:tcPr>
           <w:p>
             <w:pPr>
+              <w:keepNext/>
               <w:spacing w:after="0" w:before="0" w:line="240" w:lineRule="auto"/>
               <w:jc w:val="center"/>
             </w:pPr>
@@ -1883,7 +1887,7 @@
         </w:tc>
         <w:tc>
           <w:tcPr>
-            <w:tcW w:type="dxa" w:w="998"/>
+            <w:tcW w:type="dxa" w:w="1012"/>
             <w:tcBorders>
               <w:top w:val="single" w:color="000000" w:sz="4"/>
               <w:left w:val="single" w:color="000000" w:sz="4"/>
@@ -1901,6 +1905,7 @@
           </w:tcPr>
           <w:p>
             <w:pPr>
+              <w:keepNext/>
               <w:spacing w:after="0" w:before="0" w:line="240" w:lineRule="auto"/>
               <w:jc w:val="center"/>
             </w:pPr>
@@ -1920,7 +1925,7 @@
         </w:tc>
         <w:tc>
           <w:tcPr>
-            <w:tcW w:type="dxa" w:w="870"/>
+            <w:tcW w:type="dxa" w:w="838"/>
             <w:tcBorders>
               <w:top w:val="single" w:color="000000" w:sz="4"/>
               <w:left w:val="single" w:color="000000" w:sz="4"/>
@@ -1938,6 +1943,7 @@
           </w:tcPr>
           <w:p>
             <w:pPr>
+              <w:keepNext/>
               <w:spacing w:after="0" w:before="0" w:line="240" w:lineRule="auto"/>
               <w:jc w:val="center"/>
             </w:pPr>
@@ -1957,7 +1963,7 @@
         </w:tc>
         <w:tc>
           <w:tcPr>
-            <w:tcW w:type="dxa" w:w="998"/>
+            <w:tcW w:type="dxa" w:w="966"/>
             <w:tcBorders>
               <w:top w:val="single" w:color="000000" w:sz="4"/>
               <w:left w:val="single" w:color="000000" w:sz="4"/>
@@ -1975,6 +1981,7 @@
           </w:tcPr>
           <w:p>
             <w:pPr>
+              <w:keepNext/>
               <w:spacing w:after="0" w:before="0" w:line="240" w:lineRule="auto"/>
               <w:jc w:val="center"/>
             </w:pPr>
@@ -1994,7 +2001,7 @@
         </w:tc>
         <w:tc>
           <w:tcPr>
-            <w:tcW w:type="dxa" w:w="872"/>
+            <w:tcW w:type="dxa" w:w="881"/>
             <w:tcBorders>
               <w:top w:val="single" w:color="000000" w:sz="4"/>
               <w:left w:val="single" w:color="000000" w:sz="4"/>
@@ -2012,6 +2019,7 @@
           </w:tcPr>
           <w:p>
             <w:pPr>
+              <w:keepNext/>
               <w:spacing w:after="0" w:before="0" w:line="240" w:lineRule="auto"/>
               <w:jc w:val="center"/>
             </w:pPr>
@@ -2054,6 +2062,7 @@
           </w:tcPr>
           <w:p>
             <w:pPr>
+              <w:keepNext/>
               <w:spacing w:after="0" w:before="0" w:line="240" w:lineRule="auto"/>
               <w:jc w:val="left"/>
             </w:pPr>
@@ -2073,7 +2082,7 @@
         </w:tc>
         <w:tc>
           <w:tcPr>
-            <w:tcW w:type="dxa" w:w="715"/>
+            <w:tcW w:type="dxa" w:w="728"/>
             <w:tcBorders>
               <w:top w:val="single" w:color="000000" w:sz="4"/>
               <w:left w:val="single" w:color="000000" w:sz="4"/>
@@ -2090,6 +2099,7 @@
           </w:tcPr>
           <w:p>
             <w:pPr>
+              <w:keepNext/>
               <w:spacing w:after="0" w:before="0" w:line="240" w:lineRule="auto"/>
               <w:jc w:val="left"/>
             </w:pPr>
@@ -2109,7 +2119,7 @@
         </w:tc>
         <w:tc>
           <w:tcPr>
-            <w:tcW w:type="dxa" w:w="998"/>
+            <w:tcW w:type="dxa" w:w="979"/>
             <w:tcBorders>
               <w:top w:val="single" w:color="000000" w:sz="4"/>
               <w:left w:val="single" w:color="000000" w:sz="4"/>
@@ -2126,6 +2136,7 @@
           </w:tcPr>
           <w:p>
             <w:pPr>
+              <w:keepNext/>
               <w:spacing w:after="0" w:before="0" w:line="240" w:lineRule="auto"/>
               <w:jc w:val="left"/>
             </w:pPr>
@@ -2133,7 +2144,7 @@
         </w:tc>
         <w:tc>
           <w:tcPr>
-            <w:tcW w:type="dxa" w:w="998"/>
+            <w:tcW w:type="dxa" w:w="1045"/>
             <w:tcBorders>
               <w:top w:val="single" w:color="000000" w:sz="4"/>
               <w:left w:val="single" w:color="000000" w:sz="4"/>
@@ -2150,6 +2161,7 @@
           </w:tcPr>
           <w:p>
             <w:pPr>
+              <w:keepNext/>
               <w:spacing w:after="0" w:before="0" w:line="240" w:lineRule="auto"/>
               <w:jc w:val="left"/>
             </w:pPr>
@@ -2157,7 +2169,7 @@
         </w:tc>
         <w:tc>
           <w:tcPr>
-            <w:tcW w:type="dxa" w:w="998"/>
+            <w:tcW w:type="dxa" w:w="1012"/>
             <w:tcBorders>
               <w:top w:val="single" w:color="000000" w:sz="4"/>
               <w:left w:val="single" w:color="000000" w:sz="4"/>
@@ -2174,6 +2186,7 @@
           </w:tcPr>
           <w:p>
             <w:pPr>
+              <w:keepNext/>
               <w:spacing w:after="0" w:before="0" w:line="240" w:lineRule="auto"/>
               <w:jc w:val="left"/>
             </w:pPr>
@@ -2181,7 +2194,7 @@
         </w:tc>
         <w:tc>
           <w:tcPr>
-            <w:tcW w:type="dxa" w:w="870"/>
+            <w:tcW w:type="dxa" w:w="838"/>
             <w:tcBorders>
               <w:top w:val="single" w:color="000000" w:sz="4"/>
               <w:left w:val="single" w:color="000000" w:sz="4"/>
@@ -2198,6 +2211,7 @@
           </w:tcPr>
           <w:p>
             <w:pPr>
+              <w:keepNext/>
               <w:spacing w:after="0" w:before="0" w:line="240" w:lineRule="auto"/>
               <w:jc w:val="left"/>
             </w:pPr>
@@ -2205,7 +2219,7 @@
         </w:tc>
         <w:tc>
           <w:tcPr>
-            <w:tcW w:type="dxa" w:w="998"/>
+            <w:tcW w:type="dxa" w:w="966"/>
             <w:tcBorders>
               <w:top w:val="single" w:color="000000" w:sz="4"/>
               <w:left w:val="single" w:color="000000" w:sz="4"/>
@@ -2222,6 +2236,7 @@
           </w:tcPr>
           <w:p>
             <w:pPr>
+              <w:keepNext/>
               <w:spacing w:after="0" w:before="0" w:line="240" w:lineRule="auto"/>
               <w:jc w:val="left"/>
             </w:pPr>
@@ -2229,7 +2244,7 @@
         </w:tc>
         <w:tc>
           <w:tcPr>
-            <w:tcW w:type="dxa" w:w="872"/>
+            <w:tcW w:type="dxa" w:w="881"/>
             <w:tcBorders>
               <w:top w:val="single" w:color="000000" w:sz="4"/>
               <w:left w:val="single" w:color="000000" w:sz="4"/>
@@ -2246,6 +2261,7 @@
           </w:tcPr>
           <w:p>
             <w:pPr>
+              <w:keepNext/>
               <w:spacing w:after="0" w:before="0" w:line="240" w:lineRule="auto"/>
               <w:jc w:val="left"/>
             </w:pPr>
@@ -2276,6 +2292,7 @@
           </w:tcPr>
           <w:p>
             <w:pPr>
+              <w:keepNext/>
               <w:spacing w:after="0" w:before="0" w:line="240" w:lineRule="auto"/>
               <w:jc w:val="left"/>
             </w:pPr>
@@ -2295,7 +2312,7 @@
         </w:tc>
         <w:tc>
           <w:tcPr>
-            <w:tcW w:type="dxa" w:w="715"/>
+            <w:tcW w:type="dxa" w:w="728"/>
             <w:tcBorders>
               <w:top w:val="single" w:color="000000" w:sz="4"/>
               <w:left w:val="single" w:color="000000" w:sz="4"/>
@@ -2312,6 +2329,7 @@
           </w:tcPr>
           <w:p>
             <w:pPr>
+              <w:keepNext/>
               <w:spacing w:after="0" w:before="0" w:line="240" w:lineRule="auto"/>
               <w:jc w:val="left"/>
             </w:pPr>
@@ -2331,7 +2349,7 @@
         </w:tc>
         <w:tc>
           <w:tcPr>
-            <w:tcW w:type="dxa" w:w="998"/>
+            <w:tcW w:type="dxa" w:w="979"/>
             <w:tcBorders>
               <w:top w:val="single" w:color="000000" w:sz="4"/>
               <w:left w:val="single" w:color="000000" w:sz="4"/>
@@ -2348,6 +2366,7 @@
           </w:tcPr>
           <w:p>
             <w:pPr>
+              <w:keepNext/>
               <w:spacing w:after="0" w:before="0" w:line="240" w:lineRule="auto"/>
               <w:jc w:val="left"/>
             </w:pPr>
@@ -2355,7 +2374,7 @@
         </w:tc>
         <w:tc>
           <w:tcPr>
-            <w:tcW w:type="dxa" w:w="998"/>
+            <w:tcW w:type="dxa" w:w="1045"/>
             <w:tcBorders>
               <w:top w:val="single" w:color="000000" w:sz="4"/>
               <w:left w:val="single" w:color="000000" w:sz="4"/>
@@ -2372,6 +2391,7 @@
           </w:tcPr>
           <w:p>
             <w:pPr>
+              <w:keepNext/>
               <w:spacing w:after="0" w:before="0" w:line="240" w:lineRule="auto"/>
               <w:jc w:val="left"/>
             </w:pPr>
@@ -2379,7 +2399,7 @@
         </w:tc>
         <w:tc>
           <w:tcPr>
-            <w:tcW w:type="dxa" w:w="998"/>
+            <w:tcW w:type="dxa" w:w="1012"/>
             <w:tcBorders>
               <w:top w:val="single" w:color="000000" w:sz="4"/>
               <w:left w:val="single" w:color="000000" w:sz="4"/>
@@ -2396,6 +2416,7 @@
           </w:tcPr>
           <w:p>
             <w:pPr>
+              <w:keepNext/>
               <w:spacing w:after="0" w:before="0" w:line="240" w:lineRule="auto"/>
               <w:jc w:val="left"/>
             </w:pPr>
@@ -2403,7 +2424,7 @@
         </w:tc>
         <w:tc>
           <w:tcPr>
-            <w:tcW w:type="dxa" w:w="870"/>
+            <w:tcW w:type="dxa" w:w="838"/>
             <w:tcBorders>
               <w:top w:val="single" w:color="000000" w:sz="4"/>
               <w:left w:val="single" w:color="000000" w:sz="4"/>
@@ -2420,6 +2441,7 @@
           </w:tcPr>
           <w:p>
             <w:pPr>
+              <w:keepNext/>
               <w:spacing w:after="0" w:before="0" w:line="240" w:lineRule="auto"/>
               <w:jc w:val="left"/>
             </w:pPr>
@@ -2427,7 +2449,7 @@
         </w:tc>
         <w:tc>
           <w:tcPr>
-            <w:tcW w:type="dxa" w:w="998"/>
+            <w:tcW w:type="dxa" w:w="966"/>
             <w:tcBorders>
               <w:top w:val="single" w:color="000000" w:sz="4"/>
               <w:left w:val="single" w:color="000000" w:sz="4"/>
@@ -2444,6 +2466,7 @@
           </w:tcPr>
           <w:p>
             <w:pPr>
+              <w:keepNext/>
               <w:spacing w:after="0" w:before="0" w:line="240" w:lineRule="auto"/>
               <w:jc w:val="left"/>
             </w:pPr>
@@ -2451,7 +2474,7 @@
         </w:tc>
         <w:tc>
           <w:tcPr>
-            <w:tcW w:type="dxa" w:w="872"/>
+            <w:tcW w:type="dxa" w:w="881"/>
             <w:tcBorders>
               <w:top w:val="single" w:color="000000" w:sz="4"/>
               <w:left w:val="single" w:color="000000" w:sz="4"/>
@@ -2468,6 +2491,7 @@
           </w:tcPr>
           <w:p>
             <w:pPr>
+              <w:keepNext/>
               <w:spacing w:after="0" w:before="0" w:line="240" w:lineRule="auto"/>
               <w:jc w:val="left"/>
             </w:pPr>
@@ -2498,6 +2522,7 @@
           </w:tcPr>
           <w:p>
             <w:pPr>
+              <w:keepNext w:val="false"/>
               <w:spacing w:after="0" w:before="0" w:line="240" w:lineRule="auto"/>
               <w:jc w:val="left"/>
             </w:pPr>
@@ -2517,7 +2542,7 @@
         </w:tc>
         <w:tc>
           <w:tcPr>
-            <w:tcW w:type="dxa" w:w="715"/>
+            <w:tcW w:type="dxa" w:w="728"/>
             <w:tcBorders>
               <w:top w:val="single" w:color="000000" w:sz="4"/>
               <w:left w:val="single" w:color="000000" w:sz="4"/>
@@ -2534,6 +2559,7 @@
           </w:tcPr>
           <w:p>
             <w:pPr>
+              <w:keepNext w:val="false"/>
               <w:spacing w:after="0" w:before="0" w:line="240" w:lineRule="auto"/>
               <w:jc w:val="left"/>
             </w:pPr>
@@ -2553,7 +2579,7 @@
         </w:tc>
         <w:tc>
           <w:tcPr>
-            <w:tcW w:type="dxa" w:w="998"/>
+            <w:tcW w:type="dxa" w:w="979"/>
             <w:tcBorders>
               <w:top w:val="single" w:color="000000" w:sz="4"/>
               <w:left w:val="single" w:color="000000" w:sz="4"/>
@@ -2570,6 +2596,7 @@
           </w:tcPr>
           <w:p>
             <w:pPr>
+              <w:keepNext w:val="false"/>
               <w:spacing w:after="0" w:before="0" w:line="240" w:lineRule="auto"/>
               <w:jc w:val="left"/>
             </w:pPr>
@@ -2577,7 +2604,7 @@
         </w:tc>
         <w:tc>
           <w:tcPr>
-            <w:tcW w:type="dxa" w:w="998"/>
+            <w:tcW w:type="dxa" w:w="1045"/>
             <w:tcBorders>
               <w:top w:val="single" w:color="000000" w:sz="4"/>
               <w:left w:val="single" w:color="000000" w:sz="4"/>
@@ -2594,6 +2621,7 @@
           </w:tcPr>
           <w:p>
             <w:pPr>
+              <w:keepNext w:val="false"/>
               <w:spacing w:after="0" w:before="0" w:line="240" w:lineRule="auto"/>
               <w:jc w:val="left"/>
             </w:pPr>
@@ -2601,7 +2629,7 @@
         </w:tc>
         <w:tc>
           <w:tcPr>
-            <w:tcW w:type="dxa" w:w="998"/>
+            <w:tcW w:type="dxa" w:w="1012"/>
             <w:tcBorders>
               <w:top w:val="single" w:color="000000" w:sz="4"/>
               <w:left w:val="single" w:color="000000" w:sz="4"/>
@@ -2618,6 +2646,7 @@
           </w:tcPr>
           <w:p>
             <w:pPr>
+              <w:keepNext w:val="false"/>
               <w:spacing w:after="0" w:before="0" w:line="240" w:lineRule="auto"/>
               <w:jc w:val="left"/>
             </w:pPr>
@@ -2625,7 +2654,7 @@
         </w:tc>
         <w:tc>
           <w:tcPr>
-            <w:tcW w:type="dxa" w:w="870"/>
+            <w:tcW w:type="dxa" w:w="838"/>
             <w:tcBorders>
               <w:top w:val="single" w:color="000000" w:sz="4"/>
               <w:left w:val="single" w:color="000000" w:sz="4"/>
@@ -2642,6 +2671,7 @@
           </w:tcPr>
           <w:p>
             <w:pPr>
+              <w:keepNext w:val="false"/>
               <w:spacing w:after="0" w:before="0" w:line="240" w:lineRule="auto"/>
               <w:jc w:val="left"/>
             </w:pPr>
@@ -2649,7 +2679,7 @@
         </w:tc>
         <w:tc>
           <w:tcPr>
-            <w:tcW w:type="dxa" w:w="998"/>
+            <w:tcW w:type="dxa" w:w="966"/>
             <w:tcBorders>
               <w:top w:val="single" w:color="000000" w:sz="4"/>
               <w:left w:val="single" w:color="000000" w:sz="4"/>
@@ -2666,6 +2696,7 @@
           </w:tcPr>
           <w:p>
             <w:pPr>
+              <w:keepNext w:val="false"/>
               <w:spacing w:after="0" w:before="0" w:line="240" w:lineRule="auto"/>
               <w:jc w:val="left"/>
             </w:pPr>
@@ -2673,7 +2704,7 @@
         </w:tc>
         <w:tc>
           <w:tcPr>
-            <w:tcW w:type="dxa" w:w="872"/>
+            <w:tcW w:type="dxa" w:w="881"/>
             <w:tcBorders>
               <w:top w:val="single" w:color="000000" w:sz="4"/>
               <w:left w:val="single" w:color="000000" w:sz="4"/>
@@ -2690,6 +2721,7 @@
           </w:tcPr>
           <w:p>
             <w:pPr>
+              <w:keepNext w:val="false"/>
               <w:spacing w:after="0" w:before="0" w:line="240" w:lineRule="auto"/>
               <w:jc w:val="left"/>
             </w:pPr>
